--- a/surveys/Answers Template - 3-6.docx
+++ b/surveys/Answers Template - 3-6.docx
@@ -7,7 +7,7 @@
         <w:t xml:space="preserve">1 - </w:t>
       </w:r>
       <w:r>
-        <w:t>Tell Me A Way To Say Hi In Another Language</w:t>
+        <w:t>Name Something That People Look Forward To Each Week</w:t>
       </w:r>
     </w:p>
     <w:tbl>
@@ -40,8 +40,13 @@
             <w:tcW w:w="3892" w:type="dxa"/>
           </w:tcPr>
           <w:p>
-            <w:r>
-              <w:t>Hola</w:t>
+            <w:pPr>
+              <w:tabs>
+                <w:tab w:val="left" w:pos="1140"/>
+              </w:tabs>
+            </w:pPr>
+            <w:r>
+              <w:t>Weekend</w:t>
             </w:r>
           </w:p>
         </w:tc>
@@ -57,7 +62,7 @@
               <w:t xml:space="preserve">  -  </w:t>
             </w:r>
             <w:r>
-              <w:t>55</w:t>
+              <w:t>42</w:t>
             </w:r>
           </w:p>
         </w:tc>
@@ -82,7 +87,7 @@
           </w:tcPr>
           <w:p>
             <w:r>
-              <w:t>Bonjour</w:t>
+              <w:t>Paycheck</w:t>
             </w:r>
           </w:p>
         </w:tc>
@@ -117,7 +122,7 @@
           </w:tcPr>
           <w:p>
             <w:r>
-              <w:t>Aloha</w:t>
+              <w:t>Football Game</w:t>
             </w:r>
           </w:p>
         </w:tc>
@@ -152,7 +157,7 @@
           </w:tcPr>
           <w:p>
             <w:r>
-              <w:t>Ciao</w:t>
+              <w:t>Church</w:t>
             </w:r>
           </w:p>
         </w:tc>
@@ -183,7 +188,7 @@
         <w:t xml:space="preserve">- </w:t>
       </w:r>
       <w:r>
-        <w:t>Name Something In A Person’s House A Burglar Wouldn’t Want To Steal</w:t>
+        <w:t>Name Something You Do While Waiting On a line</w:t>
       </w:r>
     </w:p>
     <w:tbl>
@@ -217,7 +222,7 @@
           </w:tcPr>
           <w:p>
             <w:r>
-              <w:t>Pet</w:t>
+              <w:t>Talk On/Check Cell Phone</w:t>
             </w:r>
           </w:p>
         </w:tc>
@@ -233,7 +238,7 @@
               <w:t xml:space="preserve">  -  </w:t>
             </w:r>
             <w:r>
-              <w:t>31</w:t>
+              <w:t>33</w:t>
             </w:r>
           </w:p>
         </w:tc>
@@ -258,7 +263,7 @@
           </w:tcPr>
           <w:p>
             <w:r>
-              <w:t>Food</w:t>
+              <w:t>Read</w:t>
             </w:r>
           </w:p>
         </w:tc>
@@ -293,7 +298,7 @@
           </w:tcPr>
           <w:p>
             <w:r>
-              <w:t>Underwear</w:t>
+              <w:t>Think</w:t>
             </w:r>
           </w:p>
         </w:tc>
@@ -328,7 +333,7 @@
           </w:tcPr>
           <w:p>
             <w:r>
-              <w:t>Laundry</w:t>
+              <w:t>People Watch</w:t>
             </w:r>
           </w:p>
         </w:tc>
@@ -363,7 +368,7 @@
           </w:tcPr>
           <w:p>
             <w:r>
-              <w:t>Trash</w:t>
+              <w:t>Complain</w:t>
             </w:r>
           </w:p>
         </w:tc>
@@ -392,7 +397,7 @@
         <w:t xml:space="preserve">3 – </w:t>
       </w:r>
       <w:r>
-        <w:t>name something You Often Feel Sleepy while Doing</w:t>
+        <w:t>Tell Me Something You Only Do When You’re Sick</w:t>
       </w:r>
     </w:p>
     <w:tbl>
@@ -426,7 +431,7 @@
           </w:tcPr>
           <w:p>
             <w:r>
-              <w:t>Reading</w:t>
+              <w:t>Nap</w:t>
             </w:r>
           </w:p>
         </w:tc>
@@ -442,7 +447,7 @@
               <w:t xml:space="preserve">  -</w:t>
             </w:r>
             <w:r>
-              <w:t>48</w:t>
+              <w:t>37</w:t>
             </w:r>
           </w:p>
         </w:tc>
@@ -467,7 +472,7 @@
           </w:tcPr>
           <w:p>
             <w:r>
-              <w:t>Driving</w:t>
+              <w:t>Vomit</w:t>
             </w:r>
           </w:p>
         </w:tc>
@@ -502,7 +507,7 @@
           </w:tcPr>
           <w:p>
             <w:r>
-              <w:t>Watching TV</w:t>
+              <w:t>Take Medicine</w:t>
             </w:r>
           </w:p>
         </w:tc>
@@ -537,7 +542,7 @@
           </w:tcPr>
           <w:p>
             <w:r>
-              <w:t>Working</w:t>
+              <w:t>Eat Soup</w:t>
             </w:r>
           </w:p>
         </w:tc>
@@ -572,7 +577,7 @@
           </w:tcPr>
           <w:p>
             <w:r>
-              <w:t>Homework</w:t>
+              <w:t>Work From Home</w:t>
             </w:r>
           </w:p>
         </w:tc>
@@ -607,7 +612,7 @@
           </w:tcPr>
           <w:p>
             <w:r>
-              <w:t>Eating</w:t>
+              <w:t>Go To Doctor</w:t>
             </w:r>
           </w:p>
         </w:tc>
@@ -648,7 +653,7 @@
           <w:sz w:val="18"/>
           <w:szCs w:val="18"/>
         </w:rPr>
-        <w:t>Name Something That Can Be Inconvenient To Do While Camping</w:t>
+        <w:t>Name a Phrase That Begins With The Word “Double”</w:t>
       </w:r>
     </w:p>
     <w:tbl>
@@ -682,7 +687,7 @@
           </w:tcPr>
           <w:p>
             <w:r>
-              <w:t>Use Bathroom</w:t>
+              <w:t>Trouble</w:t>
             </w:r>
           </w:p>
         </w:tc>
@@ -698,7 +703,7 @@
               <w:t xml:space="preserve">  -  </w:t>
             </w:r>
             <w:r>
-              <w:t>44</w:t>
+              <w:t>52</w:t>
             </w:r>
           </w:p>
         </w:tc>
@@ -723,7 +728,7 @@
           </w:tcPr>
           <w:p>
             <w:r>
-              <w:t>Bath/Shower</w:t>
+              <w:t>Jeopardy</w:t>
             </w:r>
           </w:p>
         </w:tc>
@@ -758,7 +763,7 @@
           </w:tcPr>
           <w:p>
             <w:r>
-              <w:t>Sleep</w:t>
+              <w:t>Dutch</w:t>
             </w:r>
           </w:p>
         </w:tc>
@@ -793,7 +798,7 @@
           </w:tcPr>
           <w:p>
             <w:r>
-              <w:t>Cook</w:t>
+              <w:t>Dare</w:t>
             </w:r>
           </w:p>
         </w:tc>
@@ -843,7 +848,7 @@
           <w:sz w:val="20"/>
           <w:szCs w:val="20"/>
         </w:rPr>
-        <w:t>Name A Really Big State</w:t>
+        <w:t>Name An Occasion For Which Men Buy Gifts For Their Wives</w:t>
       </w:r>
     </w:p>
     <w:tbl>
@@ -877,7 +882,7 @@
           </w:tcPr>
           <w:p>
             <w:r>
-              <w:t>Texas</w:t>
+              <w:t>Anniversary</w:t>
             </w:r>
           </w:p>
         </w:tc>
@@ -890,7 +895,7 @@
               <w:t xml:space="preserve">5  -  </w:t>
             </w:r>
             <w:r>
-              <w:t>62</w:t>
+              <w:t>46</w:t>
             </w:r>
           </w:p>
         </w:tc>
@@ -915,7 +920,7 @@
           </w:tcPr>
           <w:p>
             <w:r>
-              <w:t>California</w:t>
+              <w:t>Birthday</w:t>
             </w:r>
           </w:p>
         </w:tc>
@@ -950,7 +955,7 @@
           </w:tcPr>
           <w:p>
             <w:r>
-              <w:t>Alaska</w:t>
+              <w:t>Valentines Day</w:t>
             </w:r>
           </w:p>
         </w:tc>
@@ -985,7 +990,7 @@
           </w:tcPr>
           <w:p>
             <w:r>
-              <w:t>New York</w:t>
+              <w:t>Christmas</w:t>
             </w:r>
           </w:p>
         </w:tc>
@@ -1020,7 +1025,7 @@
           </w:tcPr>
           <w:p>
             <w:r>
-              <w:t>Montana</w:t>
+              <w:t>Mothers Day</w:t>
             </w:r>
           </w:p>
         </w:tc>
@@ -1069,7 +1074,7 @@
           <w:sz w:val="18"/>
           <w:szCs w:val="18"/>
         </w:rPr>
-        <w:t>Name Something You May Catch In A Net</w:t>
+        <w:t>Name Something Children Make For Parents In Nursery School</w:t>
       </w:r>
     </w:p>
     <w:tbl>
@@ -1103,7 +1108,7 @@
           </w:tcPr>
           <w:p>
             <w:r>
-              <w:t>Fish</w:t>
+              <w:t>Handprint</w:t>
             </w:r>
           </w:p>
         </w:tc>
@@ -1122,7 +1127,7 @@
               <w:t xml:space="preserve"> -  </w:t>
             </w:r>
             <w:r>
-              <w:t>58</w:t>
+              <w:t>65</w:t>
             </w:r>
           </w:p>
         </w:tc>
@@ -1147,7 +1152,7 @@
           </w:tcPr>
           <w:p>
             <w:r>
-              <w:t>Bugs/Insects</w:t>
+              <w:t>Collage</w:t>
             </w:r>
           </w:p>
         </w:tc>
@@ -1182,7 +1187,7 @@
           </w:tcPr>
           <w:p>
             <w:r>
-              <w:t>Balls (During a Game)</w:t>
+              <w:t>Painting</w:t>
             </w:r>
           </w:p>
         </w:tc>
@@ -1220,7 +1225,7 @@
         <w:t xml:space="preserve"> </w:t>
       </w:r>
       <w:r>
-        <w:t>Name A Place Where People Don’t Want To End Up</w:t>
+        <w:t>Name Something You Can’t Do While You’re In The Dentist’s Chair</w:t>
       </w:r>
     </w:p>
     <w:tbl>
@@ -1254,7 +1259,7 @@
           </w:tcPr>
           <w:p>
             <w:r>
-              <w:t>Jail</w:t>
+              <w:t>Talk</w:t>
             </w:r>
           </w:p>
         </w:tc>
@@ -1267,7 +1272,7 @@
               <w:t xml:space="preserve">5  - </w:t>
             </w:r>
             <w:r>
-              <w:t>52</w:t>
+              <w:t>56</w:t>
             </w:r>
           </w:p>
         </w:tc>
@@ -1292,7 +1297,7 @@
           </w:tcPr>
           <w:p>
             <w:r>
-              <w:t>Hospital</w:t>
+              <w:t>Eat</w:t>
             </w:r>
           </w:p>
         </w:tc>
@@ -1327,7 +1332,7 @@
           </w:tcPr>
           <w:p>
             <w:r>
-              <w:t>Dead</w:t>
+              <w:t>Move</w:t>
             </w:r>
           </w:p>
         </w:tc>
@@ -1362,7 +1367,7 @@
           </w:tcPr>
           <w:p>
             <w:r>
-              <w:t>Hell</w:t>
+              <w:t>Sleep</w:t>
             </w:r>
           </w:p>
         </w:tc>
@@ -1397,7 +1402,7 @@
           </w:tcPr>
           <w:p>
             <w:r>
-              <w:t>Homeless</w:t>
+              <w:t>Sing</w:t>
             </w:r>
           </w:p>
         </w:tc>
@@ -1424,10 +1429,7 @@
         <w:t>8 -</w:t>
       </w:r>
       <w:r>
-        <w:t xml:space="preserve"> </w:t>
-      </w:r>
-      <w:r>
-        <w:t>Name Something A Parent Tries, To Get Their Baby To Sleep</w:t>
+        <w:t>Name A Safety Device That classic Cars Didn’t Have</w:t>
       </w:r>
     </w:p>
     <w:tbl>
@@ -1461,7 +1463,7 @@
           </w:tcPr>
           <w:p>
             <w:r>
-              <w:t>Singing</w:t>
+              <w:t>Airbags</w:t>
             </w:r>
           </w:p>
         </w:tc>
@@ -1480,7 +1482,7 @@
               <w:t xml:space="preserve"> </w:t>
             </w:r>
             <w:r>
-              <w:t>51</w:t>
+              <w:t>38</w:t>
             </w:r>
           </w:p>
         </w:tc>
@@ -1505,7 +1507,7 @@
           </w:tcPr>
           <w:p>
             <w:r>
-              <w:t>Rocking</w:t>
+              <w:t>Seat Belts</w:t>
             </w:r>
           </w:p>
         </w:tc>
@@ -1540,7 +1542,7 @@
           </w:tcPr>
           <w:p>
             <w:r>
-              <w:t>Warm Milk</w:t>
+              <w:t>Anti-Lock Brakes</w:t>
             </w:r>
           </w:p>
         </w:tc>
@@ -1575,7 +1577,7 @@
           </w:tcPr>
           <w:p>
             <w:r>
-              <w:t>Car Ride</w:t>
+              <w:t>Child Locks</w:t>
             </w:r>
           </w:p>
         </w:tc>
